--- a/Documentation/Super_Admin_Guide.docx
+++ b/Documentation/Super_Admin_Guide.docx
@@ -842,6 +842,337 @@
       </w:r>
     </w:p>
     <w:p>
+      <w:pPr>
+        <w:pStyle w:val="Heading3"/>
+        <w:spacing w:after="120" w:before="240"/>
+      </w:pPr>
+      <w:r>
+        <w:rPr>
+          <w:rFonts w:ascii="Arial" w:cs="Arial" w:eastAsia="Arial" w:hAnsi="Arial"/>
+          <w:b/>
+          <w:bCs/>
+          <w:color w:val="1B2A4A"/>
+          <w:sz w:val="24"/>
+          <w:szCs w:val="24"/>
+        </w:rPr>
+        <w:t xml:space="preserve">2.4.1 Multi-Agent Configuration</w:t>
+      </w:r>
+    </w:p>
+    <w:p>
+      <w:pPr>
+        <w:spacing w:after="120" w:before="60"/>
+        <w:jc w:val="left"/>
+      </w:pPr>
+      <w:r>
+        <w:rPr>
+          <w:rFonts w:ascii="Arial" w:cs="Arial" w:eastAsia="Arial" w:hAnsi="Arial"/>
+          <w:color w:val="1E293B"/>
+          <w:sz w:val="22"/>
+          <w:szCs w:val="22"/>
+        </w:rPr>
+        <w:t xml:space="preserve">Workers can operate in two agent modes: </w:t>
+      </w:r>
+      <w:r>
+        <w:rPr>
+          <w:rFonts w:ascii="Arial" w:cs="Arial" w:eastAsia="Arial" w:hAnsi="Arial"/>
+          <w:b/>
+          <w:bCs/>
+          <w:color w:val="1E293B"/>
+          <w:sz w:val="22"/>
+          <w:szCs w:val="22"/>
+        </w:rPr>
+        <w:t xml:space="preserve">single</w:t>
+      </w:r>
+      <w:r>
+        <w:rPr>
+          <w:rFonts w:ascii="Arial" w:cs="Arial" w:eastAsia="Arial" w:hAnsi="Arial"/>
+          <w:color w:val="1E293B"/>
+          <w:sz w:val="22"/>
+          <w:szCs w:val="22"/>
+        </w:rPr>
+        <w:t xml:space="preserve"> (default) and </w:t>
+      </w:r>
+      <w:r>
+        <w:rPr>
+          <w:rFonts w:ascii="Arial" w:cs="Arial" w:eastAsia="Arial" w:hAnsi="Arial"/>
+          <w:b/>
+          <w:bCs/>
+          <w:color w:val="1E293B"/>
+          <w:sz w:val="22"/>
+          <w:szCs w:val="22"/>
+        </w:rPr>
+        <w:t xml:space="preserve">multi</w:t>
+      </w:r>
+      <w:r>
+        <w:rPr>
+          <w:rFonts w:ascii="Arial" w:cs="Arial" w:eastAsia="Arial" w:hAnsi="Arial"/>
+          <w:color w:val="1E293B"/>
+          <w:sz w:val="22"/>
+          <w:szCs w:val="22"/>
+        </w:rPr>
+        <w:t xml:space="preserve">. In multi mode, the agent can spawn parallel sub-agents to handle complex queries.</w:t>
+      </w:r>
+    </w:p>
+    <w:p>
+      <w:pPr>
+        <w:spacing w:after="80" w:before="0"/>
+      </w:pPr>
+      <w:r>
+        <w:t xml:space="preserve"/>
+      </w:r>
+    </w:p>
+    <w:p>
+      <w:pPr>
+        <w:spacing w:after="60" w:before="120"/>
+      </w:pPr>
+      <w:r>
+        <w:rPr>
+          <w:rFonts w:ascii="Arial" w:cs="Arial" w:eastAsia="Arial" w:hAnsi="Arial"/>
+          <w:b/>
+          <w:color w:val="1B2A4A"/>
+          <w:sz w:val="22"/>
+          <w:szCs w:val="22"/>
+        </w:rPr>
+        <w:t xml:space="preserve">Core Configuration Options</w:t>
+      </w:r>
+    </w:p>
+    <w:p>
+      <w:pPr>
+        <w:pStyle w:val="ListParagraph"/>
+        <w:numPr>
+          <w:ilvl w:val="0"/>
+          <w:numId w:val="2"/>
+        </w:numPr>
+        <w:spacing w:after="40" w:before="40"/>
+      </w:pPr>
+      <w:r>
+        <w:rPr>
+          <w:rFonts w:ascii="Arial" w:cs="Arial" w:eastAsia="Arial" w:hAnsi="Arial"/>
+          <w:color w:val="1E293B"/>
+          <w:sz w:val="22"/>
+          <w:szCs w:val="22"/>
+        </w:rPr>
+        <w:t xml:space="preserve">agent_mode: “single” (default) or “multi” — enables the task() tool for sub-agent spawning</w:t>
+      </w:r>
+    </w:p>
+    <w:p>
+      <w:pPr>
+        <w:pStyle w:val="ListParagraph"/>
+        <w:numPr>
+          <w:ilvl w:val="0"/>
+          <w:numId w:val="2"/>
+        </w:numPr>
+        <w:spacing w:after="40" w:before="40"/>
+      </w:pPr>
+      <w:r>
+        <w:rPr>
+          <w:rFonts w:ascii="Arial" w:cs="Arial" w:eastAsia="Arial" w:hAnsi="Arial"/>
+          <w:color w:val="1E293B"/>
+          <w:sz w:val="22"/>
+          <w:szCs w:val="22"/>
+        </w:rPr>
+        <w:t xml:space="preserve">max_concurrent_subagents: Number of parallel sub-agents allowed per query (default 3, valid range 2–4). Higher values increase parallelism but consume more tokens.</w:t>
+      </w:r>
+    </w:p>
+    <w:p>
+      <w:pPr>
+        <w:spacing w:after="80" w:before="0"/>
+      </w:pPr>
+      <w:r>
+        <w:t xml:space="preserve"/>
+      </w:r>
+    </w:p>
+    <w:p>
+      <w:pPr>
+        <w:spacing w:after="60" w:before="120"/>
+      </w:pPr>
+      <w:r>
+        <w:rPr>
+          <w:rFonts w:ascii="Arial" w:cs="Arial" w:eastAsia="Arial" w:hAnsi="Arial"/>
+          <w:b/>
+          <w:color w:val="1B2A4A"/>
+          <w:sz w:val="22"/>
+          <w:szCs w:val="22"/>
+        </w:rPr>
+        <w:t xml:space="preserve">Optional Features</w:t>
+      </w:r>
+    </w:p>
+    <w:p>
+      <w:pPr>
+        <w:pStyle w:val="ListParagraph"/>
+        <w:numPr>
+          <w:ilvl w:val="0"/>
+          <w:numId w:val="2"/>
+        </w:numPr>
+        <w:spacing w:after="40" w:before="40"/>
+      </w:pPr>
+      <w:r>
+        <w:rPr>
+          <w:rFonts w:ascii="Arial" w:cs="Arial" w:eastAsia="Arial" w:hAnsi="Arial"/>
+          <w:color w:val="1E293B"/>
+          <w:sz w:val="22"/>
+          <w:szCs w:val="22"/>
+        </w:rPr>
+        <w:t xml:space="preserve">enable_memory: true/false (default false) — enables cross-session memory using SQLite with Jaccard similarity matching</w:t>
+      </w:r>
+    </w:p>
+    <w:p>
+      <w:pPr>
+        <w:pStyle w:val="ListParagraph"/>
+        <w:numPr>
+          <w:ilvl w:val="0"/>
+          <w:numId w:val="2"/>
+        </w:numPr>
+        <w:spacing w:after="40" w:before="40"/>
+      </w:pPr>
+      <w:r>
+        <w:rPr>
+          <w:rFonts w:ascii="Arial" w:cs="Arial" w:eastAsia="Arial" w:hAnsi="Arial"/>
+          <w:color w:val="1E293B"/>
+          <w:sz w:val="22"/>
+          <w:szCs w:val="22"/>
+        </w:rPr>
+        <w:t xml:space="preserve">memory_ttl_days: Memory expiration in days (default 90)</w:t>
+      </w:r>
+    </w:p>
+    <w:p>
+      <w:pPr>
+        <w:pStyle w:val="ListParagraph"/>
+        <w:numPr>
+          <w:ilvl w:val="0"/>
+          <w:numId w:val="2"/>
+        </w:numPr>
+        <w:spacing w:after="40" w:before="40"/>
+      </w:pPr>
+      <w:r>
+        <w:rPr>
+          <w:rFonts w:ascii="Arial" w:cs="Arial" w:eastAsia="Arial" w:hAnsi="Arial"/>
+          <w:color w:val="1E293B"/>
+          <w:sz w:val="22"/>
+          <w:szCs w:val="22"/>
+        </w:rPr>
+        <w:t xml:space="preserve">max_memories_per_query: How many past memories to inject per call (default 5)</w:t>
+      </w:r>
+    </w:p>
+    <w:p>
+      <w:pPr>
+        <w:pStyle w:val="ListParagraph"/>
+        <w:numPr>
+          <w:ilvl w:val="0"/>
+          <w:numId w:val="2"/>
+        </w:numPr>
+        <w:spacing w:after="40" w:before="40"/>
+      </w:pPr>
+      <w:r>
+        <w:rPr>
+          <w:rFonts w:ascii="Arial" w:cs="Arial" w:eastAsia="Arial" w:hAnsi="Arial"/>
+          <w:color w:val="1E293B"/>
+          <w:sz w:val="22"/>
+          <w:szCs w:val="22"/>
+        </w:rPr>
+        <w:t xml:space="preserve">min_memory_similarity: Similarity threshold for memory retrieval (default 0.75)</w:t>
+      </w:r>
+    </w:p>
+    <w:p>
+      <w:pPr>
+        <w:pStyle w:val="ListParagraph"/>
+        <w:numPr>
+          <w:ilvl w:val="0"/>
+          <w:numId w:val="2"/>
+        </w:numPr>
+        <w:spacing w:after="40" w:before="40"/>
+      </w:pPr>
+      <w:r>
+        <w:rPr>
+          <w:rFonts w:ascii="Arial" w:cs="Arial" w:eastAsia="Arial" w:hAnsi="Arial"/>
+          <w:color w:val="1E293B"/>
+          <w:sz w:val="22"/>
+          <w:szCs w:val="22"/>
+        </w:rPr>
+        <w:t xml:space="preserve">max_tokens_per_query: Token budget limit per query (default unlimited). Useful for controlling costs in multi-agent mode where multiple LLM calls occur.</w:t>
+      </w:r>
+    </w:p>
+    <w:p>
+      <w:pPr>
+        <w:pStyle w:val="ListParagraph"/>
+        <w:numPr>
+          <w:ilvl w:val="0"/>
+          <w:numId w:val="2"/>
+        </w:numPr>
+        <w:spacing w:after="40" w:before="40"/>
+      </w:pPr>
+      <w:r>
+        <w:rPr>
+          <w:rFonts w:ascii="Arial" w:cs="Arial" w:eastAsia="Arial" w:hAnsi="Arial"/>
+          <w:color w:val="1E293B"/>
+          <w:sz w:val="22"/>
+          <w:szCs w:val="22"/>
+        </w:rPr>
+        <w:t xml:space="preserve">hitl_triggers: List of fnmatch patterns for tools requiring human approval (e.g., [“delete_*”, “send_email”]). When matched, the agent pauses and asks the user to approve before proceeding.</w:t>
+      </w:r>
+    </w:p>
+    <w:p>
+      <w:pPr>
+        <w:pStyle w:val="ListParagraph"/>
+        <w:numPr>
+          <w:ilvl w:val="0"/>
+          <w:numId w:val="2"/>
+        </w:numPr>
+        <w:spacing w:after="40" w:before="40"/>
+      </w:pPr>
+      <w:r>
+        <w:rPr>
+          <w:rFonts w:ascii="Arial" w:cs="Arial" w:eastAsia="Arial" w:hAnsi="Arial"/>
+          <w:color w:val="1E293B"/>
+          <w:sz w:val="22"/>
+          <w:szCs w:val="22"/>
+        </w:rPr>
+        <w:t xml:space="preserve">hitl_timeout_seconds: How long to wait for human approval (default 300 seconds / 5 minutes)</w:t>
+      </w:r>
+    </w:p>
+    <w:p>
+      <w:pPr>
+        <w:pStyle w:val="ListParagraph"/>
+        <w:numPr>
+          <w:ilvl w:val="0"/>
+          <w:numId w:val="2"/>
+        </w:numPr>
+        <w:spacing w:after="40" w:before="40"/>
+      </w:pPr>
+      <w:r>
+        <w:rPr>
+          <w:rFonts w:ascii="Arial" w:cs="Arial" w:eastAsia="Arial" w:hAnsi="Arial"/>
+          <w:color w:val="1E293B"/>
+          <w:sz w:val="22"/>
+          <w:szCs w:val="22"/>
+        </w:rPr>
+        <w:t xml:space="preserve">connector_scope: Per-connector access settings (microsoft_azure, atlassian) controlling which external services this worker can reach</w:t>
+      </w:r>
+    </w:p>
+    <w:p>
+      <w:pPr>
+        <w:spacing w:after="80" w:before="0"/>
+      </w:pPr>
+      <w:r>
+        <w:t xml:space="preserve"/>
+      </w:r>
+    </w:p>
+    <w:p>
+      <w:pPr>
+        <w:spacing w:after="120" w:before="60"/>
+        <w:jc w:val="left"/>
+      </w:pPr>
+      <w:r>
+        <w:rPr>
+          <w:rFonts w:ascii="Arial" w:cs="Arial" w:eastAsia="Arial" w:hAnsi="Arial"/>
+          <w:color w:val="1E293B"/>
+          <w:sz w:val="22"/>
+          <w:szCs w:val="22"/>
+        </w:rPr>
+        <w:t xml:space="preserve">To enable multi-agent for a worker, set agent_mode to “multi” in the worker configuration. Users of that worker will then be able to use freestyle multi-agent queries and YAML workflow files.</w:t>
+      </w:r>
+    </w:p>
+    <w:p>
       <w:r>
         <w:br w:type="page"/>
       </w:r>
@@ -875,7 +1206,7 @@
           <w:sz w:val="22"/>
           <w:szCs w:val="22"/>
         </w:rPr>
-        <w:t xml:space="preserve">Click Tools in the sidebar to see all 74+ available tools. Toggle individual tools on or off for the current worker — for example, disable Teams tools if a worker should not be able to post messages.</w:t>
+        <w:t xml:space="preserve">Click Tools in the sidebar to see all 121+ available tools. Toggle individual tools on or off for the current worker — for example, disable Teams tools if a worker should not be able to post messages.</w:t>
       </w:r>
     </w:p>
     <w:p>
